--- a/Clase 2/Clase 2 v1.docx
+++ b/Clase 2/Clase 2 v1.docx
@@ -1007,6 +1007,7 @@
       <w:pPr>
         <w:spacing w:before="100" w:beforeAutospacing="1" w:after="100" w:afterAutospacing="1" w:line="240" w:lineRule="auto"/>
         <w:ind w:left="708"/>
+        <w:jc w:val="both"/>
         <w:rPr>
           <w:rFonts w:ascii="Times New Roman" w:eastAsia="Times New Roman" w:hAnsi="Times New Roman" w:cs="Times New Roman"/>
           <w:kern w:val="0"/>
@@ -1068,6 +1069,7 @@
       <w:pPr>
         <w:spacing w:before="100" w:beforeAutospacing="1" w:after="100" w:afterAutospacing="1" w:line="240" w:lineRule="auto"/>
         <w:ind w:left="708"/>
+        <w:jc w:val="both"/>
         <w:rPr>
           <w:rFonts w:ascii="Times New Roman" w:eastAsia="Times New Roman" w:hAnsi="Times New Roman" w:cs="Times New Roman"/>
           <w:kern w:val="0"/>
@@ -1341,18 +1343,7 @@
           <w:lang w:eastAsia="es-AR"/>
           <w14:ligatures w14:val="none"/>
         </w:rPr>
-        <w:t xml:space="preserve"> </w:t>
-      </w:r>
-      <w:r>
-        <w:rPr>
-          <w:rFonts w:ascii="Times New Roman" w:eastAsia="Times New Roman" w:hAnsi="Times New Roman" w:cs="Times New Roman"/>
-          <w:kern w:val="0"/>
-          <w:sz w:val="24"/>
-          <w:szCs w:val="24"/>
-          <w:lang w:eastAsia="es-AR"/>
-          <w14:ligatures w14:val="none"/>
-        </w:rPr>
-        <w:t xml:space="preserve">→ </w:t>
+        <w:t xml:space="preserve"> → </w:t>
       </w:r>
       <w:r>
         <w:rPr>
@@ -3915,40 +3906,7 @@
           <w:lang w:eastAsia="es-AR"/>
           <w14:ligatures w14:val="none"/>
         </w:rPr>
-        <w:t xml:space="preserve">Sprint </w:t>
-      </w:r>
-      <w:r>
-        <w:rPr>
-          <w:rFonts w:ascii="Times New Roman" w:eastAsia="Times New Roman" w:hAnsi="Times New Roman" w:cs="Times New Roman"/>
-          <w:kern w:val="0"/>
-          <w:sz w:val="24"/>
-          <w:szCs w:val="24"/>
-          <w:lang w:eastAsia="es-AR"/>
-          <w14:ligatures w14:val="none"/>
-        </w:rPr>
-        <w:t>2</w:t>
-      </w:r>
-      <w:r>
-        <w:rPr>
-          <w:rFonts w:ascii="Times New Roman" w:eastAsia="Times New Roman" w:hAnsi="Times New Roman" w:cs="Times New Roman"/>
-          <w:kern w:val="0"/>
-          <w:sz w:val="24"/>
-          <w:szCs w:val="24"/>
-          <w:lang w:eastAsia="es-AR"/>
-          <w14:ligatures w14:val="none"/>
-        </w:rPr>
-        <w:t>=&gt;</w:t>
-      </w:r>
-      <w:r>
-        <w:rPr>
-          <w:rFonts w:ascii="Times New Roman" w:eastAsia="Times New Roman" w:hAnsi="Times New Roman" w:cs="Times New Roman"/>
-          <w:kern w:val="0"/>
-          <w:sz w:val="24"/>
-          <w:szCs w:val="24"/>
-          <w:lang w:eastAsia="es-AR"/>
-          <w14:ligatures w14:val="none"/>
-        </w:rPr>
-        <w:t xml:space="preserve"> Agregar funcionalidad para ver mascotas reportadas zona de desaparición</w:t>
+        <w:t>Sprint 2=&gt; Agregar funcionalidad para ver mascotas reportadas zona de desaparición</w:t>
       </w:r>
     </w:p>
     <w:p>
@@ -3974,40 +3932,7 @@
           <w14:ligatures w14:val="none"/>
         </w:rPr>
         <w:lastRenderedPageBreak/>
-        <w:t xml:space="preserve">Sprint </w:t>
-      </w:r>
-      <w:r>
-        <w:rPr>
-          <w:rFonts w:ascii="Times New Roman" w:eastAsia="Times New Roman" w:hAnsi="Times New Roman" w:cs="Times New Roman"/>
-          <w:kern w:val="0"/>
-          <w:sz w:val="24"/>
-          <w:szCs w:val="24"/>
-          <w:lang w:eastAsia="es-AR"/>
-          <w14:ligatures w14:val="none"/>
-        </w:rPr>
-        <w:t>3</w:t>
-      </w:r>
-      <w:r>
-        <w:rPr>
-          <w:rFonts w:ascii="Times New Roman" w:eastAsia="Times New Roman" w:hAnsi="Times New Roman" w:cs="Times New Roman"/>
-          <w:kern w:val="0"/>
-          <w:sz w:val="24"/>
-          <w:szCs w:val="24"/>
-          <w:lang w:eastAsia="es-AR"/>
-          <w14:ligatures w14:val="none"/>
-        </w:rPr>
-        <w:t>=&gt;</w:t>
-      </w:r>
-      <w:r>
-        <w:rPr>
-          <w:rFonts w:ascii="Times New Roman" w:eastAsia="Times New Roman" w:hAnsi="Times New Roman" w:cs="Times New Roman"/>
-          <w:kern w:val="0"/>
-          <w:sz w:val="24"/>
-          <w:szCs w:val="24"/>
-          <w:lang w:eastAsia="es-AR"/>
-          <w14:ligatures w14:val="none"/>
-        </w:rPr>
-        <w:t xml:space="preserve"> Relacionar con datos personales del dueño si se registra encuentro</w:t>
+        <w:t>Sprint 3=&gt; Relacionar con datos personales del dueño si se registra encuentro</w:t>
       </w:r>
     </w:p>
     <w:p>
